--- a/public_html/9/Обратная связь - 9.docx
+++ b/public_html/9/Обратная связь - 9.docx
@@ -22,6 +22,9 @@
       <w:r>
         <w:t>Не копируется тест</w:t>
       </w:r>
+      <w:r>
+        <w:t>.</w:t>
+      </w:r>
     </w:p>
     <w:p>
       <w:pPr>
@@ -33,7 +36,13 @@
         <w:spacing w:line="360" w:lineRule="auto"/>
       </w:pPr>
       <w:r>
-        <w:t xml:space="preserve">На 11 слайде используется запись </w:t>
+        <w:t>На 1</w:t>
+      </w:r>
+      <w:r>
+        <w:t>3</w:t>
+      </w:r>
+      <w:r>
+        <w:t xml:space="preserve"> слайде используется запись </w:t>
       </w:r>
       <w:r>
         <w:rPr>
@@ -56,103 +65,18 @@
     </w:p>
     <w:p>
       <w:pPr>
-        <w:pStyle w:val="a7"/>
-        <w:numPr>
-          <w:ilvl w:val="0"/>
-          <w:numId w:val="1"/>
-        </w:numPr>
-        <w:spacing w:line="360" w:lineRule="auto"/>
-      </w:pPr>
-      <w:r>
-        <w:t xml:space="preserve">Стоит хотя бы в самом начале привести пример </w:t>
-      </w:r>
-      <w:r>
-        <w:rPr>
-          <w:lang w:val="en-US"/>
-        </w:rPr>
-        <w:t>html</w:t>
-      </w:r>
-      <w:r>
-        <w:t xml:space="preserve"> </w:t>
-      </w:r>
-      <w:r>
-        <w:t xml:space="preserve">и </w:t>
-      </w:r>
-      <w:proofErr w:type="spellStart"/>
-      <w:r>
-        <w:rPr>
-          <w:lang w:val="en-US"/>
-        </w:rPr>
-        <w:t>css</w:t>
-      </w:r>
-      <w:proofErr w:type="spellEnd"/>
-      <w:r>
-        <w:t xml:space="preserve"> к нему, чтобы была понятна структура.</w:t>
-      </w:r>
-    </w:p>
-    <w:p>
-      <w:pPr>
-        <w:pStyle w:val="a7"/>
-        <w:numPr>
-          <w:ilvl w:val="0"/>
-          <w:numId w:val="1"/>
-        </w:numPr>
-        <w:spacing w:line="360" w:lineRule="auto"/>
-      </w:pPr>
-      <w:r>
-        <w:t>Не по всем свойствам понятно: указываются ли они у контейнера и дочернего элемента.</w:t>
-      </w:r>
-    </w:p>
-    <w:p>
-      <w:pPr>
-        <w:rPr>
-          <w:lang w:val="en-US"/>
-        </w:rPr>
-      </w:pPr>
-    </w:p>
-    <w:p>
-      <w:pPr>
         <w:pStyle w:val="1"/>
-        <w:rPr>
-          <w:lang w:val="en-US"/>
-        </w:rPr>
       </w:pPr>
       <w:r>
         <w:t>Вопросы по теории</w:t>
       </w:r>
     </w:p>
     <w:p>
-      <w:pPr>
-        <w:pStyle w:val="a7"/>
-        <w:numPr>
-          <w:ilvl w:val="0"/>
-          <w:numId w:val="2"/>
-        </w:numPr>
-        <w:spacing w:line="360" w:lineRule="auto"/>
-      </w:pPr>
       <w:r>
-        <w:t>Размер шрифта блока хочется увеличить.</w:t>
-      </w:r>
-    </w:p>
-    <w:p>
-      <w:pPr>
-        <w:pStyle w:val="a7"/>
-        <w:numPr>
-          <w:ilvl w:val="0"/>
-          <w:numId w:val="2"/>
-        </w:numPr>
-        <w:spacing w:line="360" w:lineRule="auto"/>
-      </w:pPr>
-      <w:r>
-        <w:t>| ------ | ------ |</w:t>
+        <w:t>Замечаний нет</w:t>
       </w:r>
       <w:r>
-        <w:t xml:space="preserve">   - Замените на таблицу</w:t>
-      </w:r>
-    </w:p>
-    <w:p>
-      <w:r>
-        <w:t xml:space="preserve"> </w:t>
+        <w:tab/>
       </w:r>
     </w:p>
     <w:p>
@@ -165,148 +89,10 @@
     </w:p>
     <w:p>
       <w:pPr>
-        <w:pStyle w:val="a7"/>
-        <w:numPr>
-          <w:ilvl w:val="0"/>
-          <w:numId w:val="3"/>
-        </w:numPr>
         <w:spacing w:line="360" w:lineRule="auto"/>
       </w:pPr>
       <w:r>
-        <w:t>Примеры должны быть на каждое значение свойства.  Например</w:t>
-      </w:r>
-      <w:r>
-        <w:rPr>
-          <w:lang w:val="en-US"/>
-        </w:rPr>
-        <w:t xml:space="preserve">, </w:t>
-      </w:r>
-      <w:r>
-        <w:t>для</w:t>
-      </w:r>
-      <w:r>
-        <w:rPr>
-          <w:lang w:val="en-US"/>
-        </w:rPr>
-        <w:t xml:space="preserve"> </w:t>
-      </w:r>
-      <w:r>
-        <w:rPr>
-          <w:lang w:val="en-US"/>
-        </w:rPr>
-        <w:t>flex-direction</w:t>
-      </w:r>
-      <w:r>
-        <w:rPr>
-          <w:lang w:val="en-US"/>
-        </w:rPr>
-        <w:t xml:space="preserve"> </w:t>
-      </w:r>
-      <w:r>
-        <w:t>должны</w:t>
-      </w:r>
-      <w:r>
-        <w:rPr>
-          <w:lang w:val="en-US"/>
-        </w:rPr>
-        <w:t xml:space="preserve"> </w:t>
-      </w:r>
-      <w:r>
-        <w:t>быть</w:t>
-      </w:r>
-      <w:r>
-        <w:rPr>
-          <w:lang w:val="en-US"/>
-        </w:rPr>
-        <w:t xml:space="preserve"> </w:t>
-      </w:r>
-      <w:r>
-        <w:t>пример</w:t>
-      </w:r>
-      <w:r>
-        <w:rPr>
-          <w:lang w:val="en-US"/>
-        </w:rPr>
-        <w:t xml:space="preserve"> </w:t>
-      </w:r>
-      <w:r>
-        <w:t>на</w:t>
-      </w:r>
-      <w:r>
-        <w:rPr>
-          <w:lang w:val="en-US"/>
-        </w:rPr>
-        <w:t xml:space="preserve"> </w:t>
-      </w:r>
-      <w:r>
-        <w:rPr>
-          <w:lang w:val="en-US"/>
-        </w:rPr>
-        <w:t>row</w:t>
-      </w:r>
-      <w:r>
-        <w:rPr>
-          <w:lang w:val="en-US"/>
-        </w:rPr>
-        <w:t xml:space="preserve">, </w:t>
-      </w:r>
-      <w:r>
-        <w:rPr>
-          <w:lang w:val="en-US"/>
-        </w:rPr>
-        <w:t>row-reverse</w:t>
-      </w:r>
-      <w:r>
-        <w:rPr>
-          <w:lang w:val="en-US"/>
-        </w:rPr>
-        <w:t xml:space="preserve">, </w:t>
-      </w:r>
-      <w:r>
-        <w:rPr>
-          <w:lang w:val="en-US"/>
-        </w:rPr>
-        <w:t>column</w:t>
-      </w:r>
-      <w:r>
-        <w:rPr>
-          <w:lang w:val="en-US"/>
-        </w:rPr>
-        <w:t xml:space="preserve">, </w:t>
-      </w:r>
-      <w:r>
-        <w:rPr>
-          <w:lang w:val="en-US"/>
-        </w:rPr>
-        <w:t>column-reverse</w:t>
-      </w:r>
-      <w:r>
-        <w:rPr>
-          <w:lang w:val="en-US"/>
-        </w:rPr>
-        <w:t xml:space="preserve">. </w:t>
-      </w:r>
-      <w:r>
-        <w:t>Аналогично и с остальными.</w:t>
-      </w:r>
-    </w:p>
-    <w:p>
-      <w:pPr>
-        <w:pStyle w:val="a7"/>
-        <w:numPr>
-          <w:ilvl w:val="0"/>
-          <w:numId w:val="3"/>
-        </w:numPr>
-        <w:spacing w:line="360" w:lineRule="auto"/>
-      </w:pPr>
-      <w:r>
-        <w:t>Разбор HTML тегов для Flex-контейнеров:</w:t>
-      </w:r>
-      <w:r>
-        <w:t xml:space="preserve"> - разве это не должно быть в теории?</w:t>
-      </w:r>
-      <w:r>
-        <w:t xml:space="preserve"> Тут тоже можно оставить, но проверить, что в презентации это тоже есть.</w:t>
+        <w:t>Замечаний нет</w:t>
       </w:r>
     </w:p>
     <w:p/>
@@ -1208,6 +994,7 @@
   <w:style w:type="character" w:default="1" w:styleId="a0">
     <w:name w:val="Default Paragraph Font"/>
     <w:uiPriority w:val="1"/>
+    <w:semiHidden/>
     <w:unhideWhenUsed/>
   </w:style>
   <w:style w:type="table" w:default="1" w:styleId="a1">
